--- a/companies/ashcombe-advisory/Engagements/Suarez-Jones/2023.07.08 - Kickoff Memo - Executive Messaging.docx
+++ b/companies/ashcombe-advisory/Engagements/Suarez-Jones/2023.07.08 - Kickoff Memo - Executive Messaging.docx
@@ -3,22 +3,20 @@
 <w:document xmlns:wpc="http://schemas.microsoft.com/office/word/2010/wordprocessingCanvas" xmlns:mo="http://schemas.microsoft.com/office/mac/office/2008/main" xmlns:mc="http://schemas.openxmlformats.org/markup-compatibility/2006" xmlns:mv="urn:schemas-microsoft-com:mac:vml" xmlns:o="urn:schemas-microsoft-com:office:office" xmlns:r="http://schemas.openxmlformats.org/officeDocument/2006/relationships" xmlns:m="http://schemas.openxmlformats.org/officeDocument/2006/math" xmlns:v="urn:schemas-microsoft-com:vml" xmlns:wp14="http://schemas.microsoft.com/office/word/2010/wordprocessingDrawing" xmlns:wp="http://schemas.openxmlformats.org/drawingml/2006/wordprocessingDrawing" xmlns:w10="urn:schemas-microsoft-com:office:word" xmlns:w="http://schemas.openxmlformats.org/wordprocessingml/2006/main" xmlns:w14="http://schemas.microsoft.com/office/word/2010/wordml" xmlns:wpg="http://schemas.microsoft.com/office/word/2010/wordprocessingGroup" xmlns:wpi="http://schemas.microsoft.com/office/word/2010/wordprocessingInk" xmlns:wne="http://schemas.microsoft.com/office/word/2006/wordml" xmlns:wps="http://schemas.microsoft.com/office/word/2010/wordprocessingShape" mc:Ignorable="w14 wp14">
   <w:body>
     <w:p>
+      <w:pPr>
+        <w:pStyle w:val="Heading1"/>
+      </w:pPr>
       <w:r>
-        <w:t>To: Executive Messaging engagement team</w:t>
-        <w:br/>
-        <w:t>From: John Macias</w:t>
-        <w:br/>
-        <w:t>Re: Kickoff — Executive Messaging for Suarez-Jones</w:t>
+        <w:t>Kickoff: Executive Messaging for Suarez-Jones</w:t>
       </w:r>
     </w:p>
     <w:p>
       <w:r>
-        <w:t>We are under way on the executive messaging work for Suarez-Jones, with our start set at July 5, 2023. The aim is a clear, steady account of the company's leadership for the audiences that matter to it, and language the executives can carry into their announcements and investor conversations. This memo sets out how the work divides and what each of us picks up first, so no one waits on a hand-off that was never made.</w:t>
-      </w:r>
-    </w:p>
-    <w:p>
-      <w:r>
-        <w:t>A word first on how we will keep it in order. We hold the messaging small and written down early, we route everything client-facing through one contact, and we log what we send so the record stays clean as the volume grows. None of that is new to us, but it is worth saying once at the start.</w:t>
+        <w:t>To: Michael Morris, Amy Carter, Julie Bailey</w:t>
+        <w:br/>
+        <w:t>From: John Macias</w:t>
+        <w:br/>
+        <w:t>Re: Objectives, who does what, and the first two weeks</w:t>
       </w:r>
     </w:p>
     <w:p>
@@ -26,7 +24,25 @@
         <w:pStyle w:val="Heading2"/>
       </w:pPr>
       <w:r>
-        <w:t>How the work divides</w:t>
+        <w:t>What we are here to do</w:t>
+      </w:r>
+    </w:p>
+    <w:p>
+      <w:r>
+        <w:t>Suarez-Jones has asked us to help its executive team tell one consistent story about the business. The engagement began on July 5, 2023 and runs about five months. Jennifer Herrera, VP Finance, is our client lead. She sees every draft before it goes to the wider leadership team. The engagement letter is signed, so the scope is settled.</w:t>
+      </w:r>
+    </w:p>
+    <w:p>
+      <w:r>
+        <w:t>By the end, the leadership team should have three things. The first is a core narrative. The second is a set of messages for each audience that matters to them: investors, analysts, employees and the press. The third is talking points and Q&amp;A they have practiced out loud. Everything below serves one of those three.</w:t>
+      </w:r>
+    </w:p>
+    <w:p>
+      <w:pPr>
+        <w:pStyle w:val="Heading2"/>
+      </w:pPr>
+      <w:r>
+        <w:t>How the work splits</w:t>
       </w:r>
     </w:p>
     <w:p>
@@ -34,7 +50,7 @@
         <w:pStyle w:val="ListBullet"/>
       </w:pPr>
       <w:r>
-        <w:t>Discovery. John Macias runs the opening interviews with the company's leadership and the people around them, and brings back what we hear in a form the rest of us can use.</w:t>
+        <w:t>Discovery. Read the public statements, investor materials and internal all-hands decks from the past year, and run the leadership interviews. Lead: John Macias, with Michael Morris in the interviews.</w:t>
       </w:r>
     </w:p>
     <w:p>
@@ -42,7 +58,7 @@
         <w:pStyle w:val="ListBullet"/>
       </w:pPr>
       <w:r>
-        <w:t>Core messaging. Amy Carter turns the discovery into a first set of written messages, kept small enough to hold and to repeat without drift.</w:t>
+        <w:t>Core narrative. Turn what we hear into a draft narrative and its supporting messages. Lead: John Macias. Michael reviews before anything goes to Jennifer.</w:t>
       </w:r>
     </w:p>
     <w:p>
@@ -50,7 +66,7 @@
         <w:pStyle w:val="ListBullet"/>
       </w:pPr>
       <w:r>
-        <w:t>Materials and turnaround. Julie Bailey takes the agreed messages into the client-facing drafts and turns edits quickly when the copy needs to be clean and out the door.</w:t>
+        <w:t>Investor messages and talking points. Build the investor-facing messages and check every claim against a source the company can stand behind. Lead: Amy Carter, working with Jennifer on anything that touches the numbers.</w:t>
       </w:r>
     </w:p>
     <w:p>
@@ -58,12 +74,15 @@
         <w:pStyle w:val="ListBullet"/>
       </w:pPr>
       <w:r>
-        <w:t>Client coordination. Jennifer Herrera is our point of contact at Suarez-Jones; approvals and scheduling on their side run through her, and we keep her copied on anything that touches timing.</w:t>
+        <w:t>Q&amp;A and rehearsal. Draft the hard questions and the answers, then rehearse with the spokespeople. John drafts. Amy takes the finance questions.</w:t>
       </w:r>
     </w:p>
     <w:p>
+      <w:pPr>
+        <w:pStyle w:val="ListBullet"/>
+      </w:pPr>
       <w:r>
-        <w:t>Two things to hold in mind as we start. Jennifer Herrera has asked that we keep the leadership close to the drafts, so plan for a round of review with the executives before anything is final; and because this messaging will surface in announcements, we weigh the sensitive lines twice before they leave the office.</w:t>
+        <w:t>Consistency and style. Read each draft against house style and against the approved narrative, so the pieces agree with each other. Lead: Julie Bailey.</w:t>
       </w:r>
     </w:p>
     <w:p>
@@ -71,44 +90,50 @@
         <w:pStyle w:val="Heading2"/>
       </w:pPr>
       <w:r>
-        <w:t>First steps</w:t>
+        <w:t>Ground rules</w:t>
+      </w:r>
+    </w:p>
+    <w:p>
+      <w:r>
+        <w:t>Status and approvals go through one email thread with Jennifer. Drafts live in the shared folder, with a version number in each file name. Michael copies the whole team when a decision lands, so nobody works from an old version.</w:t>
+      </w:r>
+    </w:p>
+    <w:p>
+      <w:r>
+        <w:t>Every figure in the claims log needs a source. If a figure has none, it stays out of the draft until Jennifer confirms it. Legal review of disclosures is not part of our scope. Where a draft touches something the company's counsel should see, we flag it to Jennifer and wait.</w:t>
       </w:r>
     </w:p>
     <w:p>
       <w:pPr>
-        <w:pStyle w:val="ListBullet"/>
+        <w:pStyle w:val="Heading2"/>
       </w:pPr>
       <w:r>
-        <w:t>1. John Macias books the kickoff call with Jennifer Herrera this week and sends the invite round to the team.</w:t>
-      </w:r>
-    </w:p>
-    <w:p>
-      <w:pPr>
-        <w:pStyle w:val="ListBullet"/>
-      </w:pPr>
-      <w:r>
-        <w:t>2. Amy Carter drafts the messaging outline from the kickoff conversation, so we have something concrete to react to rather than a blank page.</w:t>
-      </w:r>
-    </w:p>
-    <w:p>
-      <w:pPr>
-        <w:pStyle w:val="ListBullet"/>
-      </w:pPr>
-      <w:r>
-        <w:t>3. Julie Bailey opens the materials folder and the correspondence file, so nothing we produce lives only in an inbox.</w:t>
-      </w:r>
-    </w:p>
-    <w:p>
-      <w:pPr>
-        <w:pStyle w:val="ListBullet"/>
-      </w:pPr>
-      <w:r>
-        <w:t>4. Everyone sends me their availability for the kickoff by Wednesday, so I can offer Jennifer Herrera two or three firm windows.</w:t>
+        <w:t>The first two weeks</w:t>
       </w:r>
     </w:p>
     <w:p>
       <w:r>
-        <w:t>The first thing that has to happen is the kickoff call, and the rest keys off the date it sets. Send me anything you want raised there by the end of the week, and flag now anything you are unsure of, so we settle it before we sit down with the client.</w:t>
+        <w:t>Everything starts with the source documents. Jennifer has offered to send them as soon as we ask, and the interviews depend on them. So the order matters.</w:t>
+      </w:r>
+    </w:p>
+    <w:p>
+      <w:r>
+        <w:t>I will send Jennifer the document request on Monday. When she confirms which members of the leadership team we should speak with, Michael and I will propose interview slots.</w:t>
+      </w:r>
+    </w:p>
+    <w:p>
+      <w:r>
+        <w:t>Amy, the claims log will save us rounds of edits later. Could you start it from the investor materials as they arrive? Julie, we will be sharing a lot of drafts with one client contact. Could you set up the shared folder and a short style sheet for this account?</w:t>
+      </w:r>
+    </w:p>
+    <w:p>
+      <w:r>
+        <w:t>Michael, the interviews will go better if the leadership team knows why we are asking. Could you send Jennifer a few lines she can pass on to them?</w:t>
+      </w:r>
+    </w:p>
+    <w:p>
+      <w:r>
+        <w:t>If the split looks wrong to anyone, tell me and I will take another pass. Otherwise, the document request goes to Jennifer on Monday, and I will copy all of you when it does.</w:t>
       </w:r>
     </w:p>
     <w:sectPr>
